--- a/content/use-cases/lynkk-lectures-page-short.docx
+++ b/content/use-cases/lynkk-lectures-page-short.docx
@@ -770,7 +770,7 @@
         <w:spacing w:after="140"/>
       </w:pPr>
       <w:r>
-        <w:t xml:space="preserve">7 blocks, about 500 words. One centred column, white background, light grey cards. Columns stack on mobile.</w:t>
+        <w:t xml:space="preserve">9 blocks, about 670 words. One centred column, white background, light grey cards. Columns stack on mobile.</w:t>
       </w:r>
     </w:p>
     <w:p>
@@ -985,7 +985,142 @@
           <w:sz w:val="17"/>
           <w:szCs w:val="17"/>
         </w:rPr>
-        <w:t xml:space="preserve">2. HOW IT WORKS</w:t>
+        <w:t xml:space="preserve">2. IN SIMPLE WORDS</w:t>
+      </w:r>
+    </w:p>
+    <w:tbl>
+      <w:tblPr>
+        <w:tblW w:type="dxa" w:w="10080"/>
+        <w:tblBorders>
+          <w:top w:val="single" w:color="auto" w:sz="4"/>
+          <w:left w:val="single" w:color="auto" w:sz="4"/>
+          <w:bottom w:val="single" w:color="auto" w:sz="4"/>
+          <w:right w:val="single" w:color="auto" w:sz="4"/>
+          <w:insideH w:val="single" w:color="auto" w:sz="4"/>
+          <w:insideV w:val="single" w:color="auto" w:sz="4"/>
+        </w:tblBorders>
+      </w:tblPr>
+      <w:tblGrid>
+        <w:gridCol w:w="5040"/>
+        <w:gridCol w:w="5040"/>
+      </w:tblGrid>
+      <w:tr>
+        <w:tc>
+          <w:tcPr>
+            <w:tcW w:type="dxa" w:w="5040"/>
+            <w:tcBorders>
+              <w:top w:val="dashed" w:color="9CA3AF" w:sz="6"/>
+              <w:left w:val="dashed" w:color="9CA3AF" w:sz="6"/>
+              <w:bottom w:val="dashed" w:color="9CA3AF" w:sz="6"/>
+              <w:right w:val="dashed" w:color="9CA3AF" w:sz="6"/>
+            </w:tcBorders>
+            <w:shd w:fill="F5F6F8" w:color="auto" w:val="clear"/>
+            <w:tcMar>
+              <w:top w:type="dxa" w:w="100"/>
+              <w:left w:type="dxa" w:w="120"/>
+              <w:bottom w:type="dxa" w:w="100"/>
+              <w:right w:type="dxa" w:w="120"/>
+            </w:tcMar>
+          </w:tcPr>
+          <w:p>
+            <w:pPr>
+              <w:spacing w:after="40"/>
+              <w:jc w:val="left"/>
+            </w:pPr>
+            <w:r>
+              <w:rPr>
+                <w:b/>
+                <w:bCs/>
+                <w:color w:val="1F3A5F"/>
+                <w:sz w:val="18"/>
+                <w:szCs w:val="18"/>
+              </w:rPr>
+              <w:t xml:space="preserve">WHAT IT IS</w:t>
+            </w:r>
+          </w:p>
+          <w:p>
+            <w:pPr>
+              <w:spacing w:after="40"/>
+              <w:jc w:val="left"/>
+            </w:pPr>
+            <w:r>
+              <w:rPr>
+                <w:b w:val="false"/>
+                <w:bCs w:val="false"/>
+                <w:color w:val="4B5563"/>
+                <w:sz w:val="18"/>
+                <w:szCs w:val="18"/>
+              </w:rPr>
+              <w:t xml:space="preserve">2-3 simple sentences</w:t>
+            </w:r>
+          </w:p>
+        </w:tc>
+        <w:tc>
+          <w:tcPr>
+            <w:tcW w:type="dxa" w:w="5040"/>
+            <w:tcBorders>
+              <w:top w:val="dashed" w:color="9CA3AF" w:sz="6"/>
+              <w:left w:val="dashed" w:color="9CA3AF" w:sz="6"/>
+              <w:bottom w:val="dashed" w:color="9CA3AF" w:sz="6"/>
+              <w:right w:val="dashed" w:color="9CA3AF" w:sz="6"/>
+            </w:tcBorders>
+            <w:shd w:fill="F5F6F8" w:color="auto" w:val="clear"/>
+            <w:tcMar>
+              <w:top w:type="dxa" w:w="100"/>
+              <w:left w:type="dxa" w:w="120"/>
+              <w:bottom w:type="dxa" w:w="100"/>
+              <w:right w:type="dxa" w:w="120"/>
+            </w:tcMar>
+          </w:tcPr>
+          <w:p>
+            <w:pPr>
+              <w:spacing w:after="40"/>
+              <w:jc w:val="left"/>
+            </w:pPr>
+            <w:r>
+              <w:rPr>
+                <w:b/>
+                <w:bCs/>
+                <w:color w:val="1F3A5F"/>
+                <w:sz w:val="18"/>
+                <w:szCs w:val="18"/>
+              </w:rPr>
+              <w:t xml:space="preserve">WHO IT'S FOR</w:t>
+            </w:r>
+          </w:p>
+          <w:p>
+            <w:pPr>
+              <w:spacing w:after="40"/>
+              <w:jc w:val="left"/>
+            </w:pPr>
+            <w:r>
+              <w:rPr>
+                <w:b w:val="false"/>
+                <w:bCs w:val="false"/>
+                <w:color w:val="4B5563"/>
+                <w:sz w:val="18"/>
+                <w:szCs w:val="18"/>
+              </w:rPr>
+              <w:t xml:space="preserve">3 short lines</w:t>
+            </w:r>
+          </w:p>
+        </w:tc>
+      </w:tr>
+    </w:tbl>
+    <w:p>
+      <w:pPr>
+        <w:spacing w:after="60" w:before="160"/>
+      </w:pPr>
+      <w:r>
+        <w:rPr>
+          <w:b/>
+          <w:bCs/>
+          <w:caps/>
+          <w:color w:val="6B7280"/>
+          <w:sz w:val="17"/>
+          <w:szCs w:val="17"/>
+        </w:rPr>
+        <w:t xml:space="preserve">3. HOW IT WORKS</w:t>
       </w:r>
     </w:p>
     <w:tbl>
@@ -1171,7 +1306,7 @@
           <w:sz w:val="17"/>
           <w:szCs w:val="17"/>
         </w:rPr>
-        <w:t xml:space="preserve">3. SAMPLE NOTE</w:t>
+        <w:t xml:space="preserve">4. SAMPLE NOTE</w:t>
       </w:r>
     </w:p>
     <w:tbl>
@@ -1287,7 +1422,7 @@
           <w:sz w:val="17"/>
           <w:szCs w:val="17"/>
         </w:rPr>
-        <w:t xml:space="preserve">4. FEATURES (2 x 2 cards)</w:t>
+        <w:t xml:space="preserve">5. FEATURES (2 x 2 cards)</w:t>
       </w:r>
     </w:p>
     <w:tbl>
@@ -1477,7 +1612,7 @@
           <w:sz w:val="17"/>
           <w:szCs w:val="17"/>
         </w:rPr>
-        <w:t xml:space="preserve">5. RECORDING PERMISSION (one line)</w:t>
+        <w:t xml:space="preserve">6. BEFORE AND AFTER</w:t>
       </w:r>
     </w:p>
     <w:tbl>
@@ -1527,7 +1662,23 @@
                 <w:sz w:val="18"/>
                 <w:szCs w:val="18"/>
               </w:rPr>
-              <w:t xml:space="preserve">Ask your lecturer first</w:t>
+              <w:t xml:space="preserve">WITHOUT LYNKK</w:t>
+            </w:r>
+          </w:p>
+          <w:p>
+            <w:pPr>
+              <w:spacing w:after="40"/>
+              <w:jc w:val="left"/>
+            </w:pPr>
+            <w:r>
+              <w:rPr>
+                <w:b w:val="false"/>
+                <w:bCs w:val="false"/>
+                <w:color w:val="4B5563"/>
+                <w:sz w:val="18"/>
+                <w:szCs w:val="18"/>
+              </w:rPr>
+              <w:t xml:space="preserve">3 short rows</w:t>
             </w:r>
           </w:p>
         </w:tc>
@@ -1561,7 +1712,39 @@
                 <w:sz w:val="18"/>
                 <w:szCs w:val="18"/>
               </w:rPr>
-              <w:t xml:space="preserve">Check your school's rules</w:t>
+              <w:t xml:space="preserve">WITH LYNKK</w:t>
+            </w:r>
+          </w:p>
+          <w:p>
+            <w:pPr>
+              <w:spacing w:after="40"/>
+              <w:jc w:val="left"/>
+            </w:pPr>
+            <w:r>
+              <w:rPr>
+                <w:b w:val="false"/>
+                <w:bCs w:val="false"/>
+                <w:color w:val="4B5563"/>
+                <w:sz w:val="18"/>
+                <w:szCs w:val="18"/>
+              </w:rPr>
+              <w:t xml:space="preserve">3 short rows</w:t>
+            </w:r>
+          </w:p>
+          <w:p>
+            <w:pPr>
+              <w:spacing w:after="40"/>
+              <w:jc w:val="left"/>
+            </w:pPr>
+            <w:r>
+              <w:rPr>
+                <w:b w:val="false"/>
+                <w:bCs w:val="false"/>
+                <w:color w:val="4B5563"/>
+                <w:sz w:val="18"/>
+                <w:szCs w:val="18"/>
+              </w:rPr>
+              <w:t xml:space="preserve">Works with: tools</w:t>
             </w:r>
           </w:p>
         </w:tc>
@@ -1580,7 +1763,110 @@
           <w:sz w:val="17"/>
           <w:szCs w:val="17"/>
         </w:rPr>
-        <w:t xml:space="preserve">6. FAQ (4 questions)</w:t>
+        <w:t xml:space="preserve">7. RECORDING PERMISSION (one line)</w:t>
+      </w:r>
+    </w:p>
+    <w:tbl>
+      <w:tblPr>
+        <w:tblW w:type="dxa" w:w="10080"/>
+        <w:tblBorders>
+          <w:top w:val="single" w:color="auto" w:sz="4"/>
+          <w:left w:val="single" w:color="auto" w:sz="4"/>
+          <w:bottom w:val="single" w:color="auto" w:sz="4"/>
+          <w:right w:val="single" w:color="auto" w:sz="4"/>
+          <w:insideH w:val="single" w:color="auto" w:sz="4"/>
+          <w:insideV w:val="single" w:color="auto" w:sz="4"/>
+        </w:tblBorders>
+      </w:tblPr>
+      <w:tblGrid>
+        <w:gridCol w:w="5040"/>
+        <w:gridCol w:w="5040"/>
+      </w:tblGrid>
+      <w:tr>
+        <w:tc>
+          <w:tcPr>
+            <w:tcW w:type="dxa" w:w="5040"/>
+            <w:tcBorders>
+              <w:top w:val="dashed" w:color="9CA3AF" w:sz="6"/>
+              <w:left w:val="dashed" w:color="9CA3AF" w:sz="6"/>
+              <w:bottom w:val="dashed" w:color="9CA3AF" w:sz="6"/>
+              <w:right w:val="dashed" w:color="9CA3AF" w:sz="6"/>
+            </w:tcBorders>
+            <w:shd w:fill="F5F6F8" w:color="auto" w:val="clear"/>
+            <w:tcMar>
+              <w:top w:type="dxa" w:w="100"/>
+              <w:left w:type="dxa" w:w="120"/>
+              <w:bottom w:type="dxa" w:w="100"/>
+              <w:right w:type="dxa" w:w="120"/>
+            </w:tcMar>
+          </w:tcPr>
+          <w:p>
+            <w:pPr>
+              <w:spacing w:after="40"/>
+              <w:jc w:val="left"/>
+            </w:pPr>
+            <w:r>
+              <w:rPr>
+                <w:b/>
+                <w:bCs/>
+                <w:color w:val="1F3A5F"/>
+                <w:sz w:val="18"/>
+                <w:szCs w:val="18"/>
+              </w:rPr>
+              <w:t xml:space="preserve">Ask your lecturer first</w:t>
+            </w:r>
+          </w:p>
+        </w:tc>
+        <w:tc>
+          <w:tcPr>
+            <w:tcW w:type="dxa" w:w="5040"/>
+            <w:tcBorders>
+              <w:top w:val="dashed" w:color="9CA3AF" w:sz="6"/>
+              <w:left w:val="dashed" w:color="9CA3AF" w:sz="6"/>
+              <w:bottom w:val="dashed" w:color="9CA3AF" w:sz="6"/>
+              <w:right w:val="dashed" w:color="9CA3AF" w:sz="6"/>
+            </w:tcBorders>
+            <w:shd w:fill="F5F6F8" w:color="auto" w:val="clear"/>
+            <w:tcMar>
+              <w:top w:type="dxa" w:w="100"/>
+              <w:left w:type="dxa" w:w="120"/>
+              <w:bottom w:type="dxa" w:w="100"/>
+              <w:right w:type="dxa" w:w="120"/>
+            </w:tcMar>
+          </w:tcPr>
+          <w:p>
+            <w:pPr>
+              <w:spacing w:after="40"/>
+              <w:jc w:val="left"/>
+            </w:pPr>
+            <w:r>
+              <w:rPr>
+                <w:b/>
+                <w:bCs/>
+                <w:color w:val="1F3A5F"/>
+                <w:sz w:val="18"/>
+                <w:szCs w:val="18"/>
+              </w:rPr>
+              <w:t xml:space="preserve">Check your school's rules</w:t>
+            </w:r>
+          </w:p>
+        </w:tc>
+      </w:tr>
+    </w:tbl>
+    <w:p>
+      <w:pPr>
+        <w:spacing w:after="60" w:before="160"/>
+      </w:pPr>
+      <w:r>
+        <w:rPr>
+          <w:b/>
+          <w:bCs/>
+          <w:caps/>
+          <w:color w:val="6B7280"/>
+          <w:sz w:val="17"/>
+          <w:szCs w:val="17"/>
+        </w:rPr>
+        <w:t xml:space="preserve">8. FAQ (4 questions)</w:t>
       </w:r>
     </w:p>
     <w:tbl>
@@ -1696,7 +1982,7 @@
           <w:sz w:val="17"/>
           <w:szCs w:val="17"/>
         </w:rPr>
-        <w:t xml:space="preserve">7. FINAL CTA</w:t>
+        <w:t xml:space="preserve">9. FINAL CTA</w:t>
       </w:r>
     </w:p>
     <w:tbl>
@@ -2013,7 +2299,79 @@
         <w:pStyle w:val="Heading2"/>
       </w:pPr>
       <w:r>
-        <w:t xml:space="preserve">Block 2. How it works</w:t>
+        <w:t xml:space="preserve">Block 2. In simple words</w:t>
+      </w:r>
+    </w:p>
+    <w:p>
+      <w:pPr>
+        <w:pStyle w:val="Heading1"/>
+      </w:pPr>
+      <w:r>
+        <w:t xml:space="preserve">What is a lecture recorder?</w:t>
+      </w:r>
+    </w:p>
+    <w:p>
+      <w:pPr>
+        <w:spacing w:after="140"/>
+      </w:pPr>
+      <w:r>
+        <w:t xml:space="preserve">A lecture recorder records your class so you can listen again later. Lynkk goes one step further: it also writes your lecture notes. You get the main points, the topics and every word, and you can click any point to hear that part again.</w:t>
+      </w:r>
+    </w:p>
+    <w:p>
+      <w:pPr>
+        <w:spacing w:after="140"/>
+      </w:pPr>
+      <w:r>
+        <w:rPr>
+          <w:b/>
+          <w:bCs/>
+        </w:rPr>
+        <w:t xml:space="preserve">Who it's for</w:t>
+      </w:r>
+    </w:p>
+    <w:p>
+      <w:pPr>
+        <w:pStyle w:val="ListParagraph"/>
+        <w:numPr>
+          <w:ilvl w:val="0"/>
+          <w:numId w:val="2"/>
+        </w:numPr>
+      </w:pPr>
+      <w:r>
+        <w:t xml:space="preserve">College and university students</w:t>
+      </w:r>
+    </w:p>
+    <w:p>
+      <w:pPr>
+        <w:pStyle w:val="ListParagraph"/>
+        <w:numPr>
+          <w:ilvl w:val="0"/>
+          <w:numId w:val="2"/>
+        </w:numPr>
+      </w:pPr>
+      <w:r>
+        <w:t xml:space="preserve">Students learning in a second language</w:t>
+      </w:r>
+    </w:p>
+    <w:p>
+      <w:pPr>
+        <w:pStyle w:val="ListParagraph"/>
+        <w:numPr>
+          <w:ilvl w:val="0"/>
+          <w:numId w:val="2"/>
+        </w:numPr>
+      </w:pPr>
+      <w:r>
+        <w:t xml:space="preserve">Anyone taking a long course or training</w:t>
+      </w:r>
+    </w:p>
+    <w:p>
+      <w:pPr>
+        <w:pStyle w:val="Heading2"/>
+      </w:pPr>
+      <w:r>
+        <w:t xml:space="preserve">Block 3. How it works</w:t>
       </w:r>
     </w:p>
     <w:p>
@@ -2074,7 +2432,7 @@
         <w:pStyle w:val="Heading2"/>
       </w:pPr>
       <w:r>
-        <w:t xml:space="preserve">Block 3. Sample note</w:t>
+        <w:t xml:space="preserve">Block 4. Sample note</w:t>
       </w:r>
     </w:p>
     <w:p>
@@ -2183,7 +2541,7 @@
         <w:pStyle w:val="Heading2"/>
       </w:pPr>
       <w:r>
-        <w:t xml:space="preserve">Block 4. Features</w:t>
+        <w:t xml:space="preserve">Block 5. Features</w:t>
       </w:r>
     </w:p>
     <w:p>
@@ -2259,14 +2617,303 @@
         <w:pStyle w:val="Heading2"/>
       </w:pPr>
       <w:r>
-        <w:t xml:space="preserve">Block 5. Recording permission</w:t>
-      </w:r>
+        <w:t xml:space="preserve">Block 6. Before and after</w:t>
+      </w:r>
+    </w:p>
+    <w:p>
+      <w:pPr>
+        <w:pStyle w:val="Heading1"/>
+      </w:pPr>
+      <w:r>
+        <w:t xml:space="preserve">Lectures, before and after Lynkk</w:t>
+      </w:r>
+    </w:p>
+    <w:tbl>
+      <w:tblPr>
+        <w:tblW w:type="dxa" w:w="10080"/>
+        <w:tblBorders>
+          <w:top w:val="single" w:color="auto" w:sz="4"/>
+          <w:left w:val="single" w:color="auto" w:sz="4"/>
+          <w:bottom w:val="single" w:color="auto" w:sz="4"/>
+          <w:right w:val="single" w:color="auto" w:sz="4"/>
+          <w:insideH w:val="single" w:color="auto" w:sz="4"/>
+          <w:insideV w:val="single" w:color="auto" w:sz="4"/>
+        </w:tblBorders>
+      </w:tblPr>
+      <w:tblGrid>
+        <w:gridCol w:w="5040"/>
+        <w:gridCol w:w="5040"/>
+      </w:tblGrid>
+      <w:tr>
+        <w:trPr>
+          <w:tblHeader/>
+        </w:trPr>
+        <w:tc>
+          <w:tcPr>
+            <w:tcW w:type="dxa" w:w="5040"/>
+            <w:tcBorders>
+              <w:top w:val="single" w:color="C9D3DF" w:sz="4"/>
+              <w:left w:val="single" w:color="C9D3DF" w:sz="4"/>
+              <w:bottom w:val="single" w:color="C9D3DF" w:sz="4"/>
+              <w:right w:val="single" w:color="C9D3DF" w:sz="4"/>
+            </w:tcBorders>
+            <w:shd w:fill="1F3A5F" w:color="auto" w:val="clear"/>
+            <w:tcMar>
+              <w:top w:type="dxa" w:w="60"/>
+              <w:left w:type="dxa" w:w="100"/>
+              <w:bottom w:type="dxa" w:w="60"/>
+              <w:right w:type="dxa" w:w="100"/>
+            </w:tcMar>
+          </w:tcPr>
+          <w:p>
+            <w:r>
+              <w:rPr>
+                <w:b/>
+                <w:bCs/>
+                <w:color w:val="FFFFFF"/>
+                <w:sz w:val="19"/>
+                <w:szCs w:val="19"/>
+              </w:rPr>
+              <w:t xml:space="preserve">Without Lynkk</w:t>
+            </w:r>
+          </w:p>
+        </w:tc>
+        <w:tc>
+          <w:tcPr>
+            <w:tcW w:type="dxa" w:w="5040"/>
+            <w:tcBorders>
+              <w:top w:val="single" w:color="C9D3DF" w:sz="4"/>
+              <w:left w:val="single" w:color="C9D3DF" w:sz="4"/>
+              <w:bottom w:val="single" w:color="C9D3DF" w:sz="4"/>
+              <w:right w:val="single" w:color="C9D3DF" w:sz="4"/>
+            </w:tcBorders>
+            <w:shd w:fill="1F3A5F" w:color="auto" w:val="clear"/>
+            <w:tcMar>
+              <w:top w:type="dxa" w:w="60"/>
+              <w:left w:type="dxa" w:w="100"/>
+              <w:bottom w:type="dxa" w:w="60"/>
+              <w:right w:type="dxa" w:w="100"/>
+            </w:tcMar>
+          </w:tcPr>
+          <w:p>
+            <w:r>
+              <w:rPr>
+                <w:b/>
+                <w:bCs/>
+                <w:color w:val="FFFFFF"/>
+                <w:sz w:val="19"/>
+                <w:szCs w:val="19"/>
+              </w:rPr>
+              <w:t xml:space="preserve">With Lynkk</w:t>
+            </w:r>
+          </w:p>
+        </w:tc>
+      </w:tr>
+      <w:tr>
+        <w:trPr>
+          <w:tblHeader w:val="false"/>
+        </w:trPr>
+        <w:tc>
+          <w:tcPr>
+            <w:tcW w:type="dxa" w:w="5040"/>
+            <w:tcBorders>
+              <w:top w:val="single" w:color="C9D3DF" w:sz="4"/>
+              <w:left w:val="single" w:color="C9D3DF" w:sz="4"/>
+              <w:bottom w:val="single" w:color="C9D3DF" w:sz="4"/>
+              <w:right w:val="single" w:color="C9D3DF" w:sz="4"/>
+            </w:tcBorders>
+            <w:tcMar>
+              <w:top w:type="dxa" w:w="60"/>
+              <w:left w:type="dxa" w:w="100"/>
+              <w:bottom w:type="dxa" w:w="60"/>
+              <w:right w:type="dxa" w:w="100"/>
+            </w:tcMar>
+          </w:tcPr>
+          <w:p>
+            <w:r>
+              <w:rPr>
+                <w:sz w:val="19"/>
+                <w:szCs w:val="19"/>
+              </w:rPr>
+              <w:t xml:space="preserve">You write fast and miss the explanation</w:t>
+            </w:r>
+          </w:p>
+        </w:tc>
+        <w:tc>
+          <w:tcPr>
+            <w:tcW w:type="dxa" w:w="5040"/>
+            <w:tcBorders>
+              <w:top w:val="single" w:color="C9D3DF" w:sz="4"/>
+              <w:left w:val="single" w:color="C9D3DF" w:sz="4"/>
+              <w:bottom w:val="single" w:color="C9D3DF" w:sz="4"/>
+              <w:right w:val="single" w:color="C9D3DF" w:sz="4"/>
+            </w:tcBorders>
+            <w:tcMar>
+              <w:top w:type="dxa" w:w="60"/>
+              <w:left w:type="dxa" w:w="100"/>
+              <w:bottom w:type="dxa" w:w="60"/>
+              <w:right w:type="dxa" w:w="100"/>
+            </w:tcMar>
+          </w:tcPr>
+          <w:p>
+            <w:r>
+              <w:rPr>
+                <w:sz w:val="19"/>
+                <w:szCs w:val="19"/>
+              </w:rPr>
+              <w:t xml:space="preserve">You listen, and Lynkk writes</w:t>
+            </w:r>
+          </w:p>
+        </w:tc>
+      </w:tr>
+      <w:tr>
+        <w:trPr>
+          <w:tblHeader w:val="false"/>
+        </w:trPr>
+        <w:tc>
+          <w:tcPr>
+            <w:tcW w:type="dxa" w:w="5040"/>
+            <w:tcBorders>
+              <w:top w:val="single" w:color="C9D3DF" w:sz="4"/>
+              <w:left w:val="single" w:color="C9D3DF" w:sz="4"/>
+              <w:bottom w:val="single" w:color="C9D3DF" w:sz="4"/>
+              <w:right w:val="single" w:color="C9D3DF" w:sz="4"/>
+            </w:tcBorders>
+            <w:tcMar>
+              <w:top w:type="dxa" w:w="60"/>
+              <w:left w:type="dxa" w:w="100"/>
+              <w:bottom w:type="dxa" w:w="60"/>
+              <w:right w:type="dxa" w:w="100"/>
+            </w:tcMar>
+          </w:tcPr>
+          <w:p>
+            <w:r>
+              <w:rPr>
+                <w:sz w:val="19"/>
+                <w:szCs w:val="19"/>
+              </w:rPr>
+              <w:t xml:space="preserve">You can't find one part in a 90 minute recording</w:t>
+            </w:r>
+          </w:p>
+        </w:tc>
+        <w:tc>
+          <w:tcPr>
+            <w:tcW w:type="dxa" w:w="5040"/>
+            <w:tcBorders>
+              <w:top w:val="single" w:color="C9D3DF" w:sz="4"/>
+              <w:left w:val="single" w:color="C9D3DF" w:sz="4"/>
+              <w:bottom w:val="single" w:color="C9D3DF" w:sz="4"/>
+              <w:right w:val="single" w:color="C9D3DF" w:sz="4"/>
+            </w:tcBorders>
+            <w:tcMar>
+              <w:top w:type="dxa" w:w="60"/>
+              <w:left w:type="dxa" w:w="100"/>
+              <w:bottom w:type="dxa" w:w="60"/>
+              <w:right w:type="dxa" w:w="100"/>
+            </w:tcMar>
+          </w:tcPr>
+          <w:p>
+            <w:r>
+              <w:rPr>
+                <w:sz w:val="19"/>
+                <w:szCs w:val="19"/>
+              </w:rPr>
+              <w:t xml:space="preserve">Click the main point and jump to that minute</w:t>
+            </w:r>
+          </w:p>
+        </w:tc>
+      </w:tr>
+      <w:tr>
+        <w:trPr>
+          <w:tblHeader w:val="false"/>
+        </w:trPr>
+        <w:tc>
+          <w:tcPr>
+            <w:tcW w:type="dxa" w:w="5040"/>
+            <w:tcBorders>
+              <w:top w:val="single" w:color="C9D3DF" w:sz="4"/>
+              <w:left w:val="single" w:color="C9D3DF" w:sz="4"/>
+              <w:bottom w:val="single" w:color="C9D3DF" w:sz="4"/>
+              <w:right w:val="single" w:color="C9D3DF" w:sz="4"/>
+            </w:tcBorders>
+            <w:tcMar>
+              <w:top w:type="dxa" w:w="60"/>
+              <w:left w:type="dxa" w:w="100"/>
+              <w:bottom w:type="dxa" w:w="60"/>
+              <w:right w:type="dxa" w:w="100"/>
+            </w:tcMar>
+          </w:tcPr>
+          <w:p>
+            <w:r>
+              <w:rPr>
+                <w:sz w:val="19"/>
+                <w:szCs w:val="19"/>
+              </w:rPr>
+              <w:t xml:space="preserve">Revision starts from messy notes</w:t>
+            </w:r>
+          </w:p>
+        </w:tc>
+        <w:tc>
+          <w:tcPr>
+            <w:tcW w:type="dxa" w:w="5040"/>
+            <w:tcBorders>
+              <w:top w:val="single" w:color="C9D3DF" w:sz="4"/>
+              <w:left w:val="single" w:color="C9D3DF" w:sz="4"/>
+              <w:bottom w:val="single" w:color="C9D3DF" w:sz="4"/>
+              <w:right w:val="single" w:color="C9D3DF" w:sz="4"/>
+            </w:tcBorders>
+            <w:tcMar>
+              <w:top w:type="dxa" w:w="60"/>
+              <w:left w:type="dxa" w:w="100"/>
+              <w:bottom w:type="dxa" w:w="60"/>
+              <w:right w:type="dxa" w:w="100"/>
+            </w:tcMar>
+          </w:tcPr>
+          <w:p>
+            <w:r>
+              <w:rPr>
+                <w:sz w:val="19"/>
+                <w:szCs w:val="19"/>
+              </w:rPr>
+              <w:t xml:space="preserve">Revision starts from a list of topics</w:t>
+            </w:r>
+          </w:p>
+        </w:tc>
+      </w:tr>
+    </w:tbl>
+    <w:p>
+      <w:pPr>
+        <w:spacing w:after="120"/>
+      </w:pPr>
     </w:p>
     <w:p>
       <w:pPr>
         <w:spacing w:after="140"/>
       </w:pPr>
       <w:r>
+        <w:rPr>
+          <w:b/>
+          <w:bCs/>
+        </w:rPr>
+        <w:t xml:space="preserve">Works with:</w:t>
+      </w:r>
+      <w:r>
+        <w:t xml:space="preserve"> The Mac app and the web app, in any browser.</w:t>
+      </w:r>
+    </w:p>
+    <w:p>
+      <w:pPr>
+        <w:pStyle w:val="Heading2"/>
+      </w:pPr>
+      <w:r>
+        <w:t xml:space="preserve">Block 7. Recording permission</w:t>
+      </w:r>
+    </w:p>
+    <w:p>
+      <w:pPr>
+        <w:spacing w:after="140"/>
+      </w:pPr>
+      <w:r>
         <w:t xml:space="preserve">Ask your lecturer before you record, even if the notes are only for you. Many schools have their own rules about recording classes, so check those too, especially before you share a recording.</w:t>
       </w:r>
     </w:p>
@@ -2275,7 +2922,7 @@
         <w:pStyle w:val="Heading2"/>
       </w:pPr>
       <w:r>
-        <w:t xml:space="preserve">Block 6. FAQ</w:t>
+        <w:t xml:space="preserve">Block 8. FAQ</w:t>
       </w:r>
     </w:p>
     <w:p>
@@ -2371,7 +3018,7 @@
         <w:pStyle w:val="Heading2"/>
       </w:pPr>
       <w:r>
-        <w:t xml:space="preserve">Block 7. Final CTA</w:t>
+        <w:t xml:space="preserve">Block 9. Final CTA</w:t>
       </w:r>
     </w:p>
     <w:p>

--- a/content/use-cases/lynkk-lectures-page-short.docx
+++ b/content/use-cases/lynkk-lectures-page-short.docx
@@ -770,7 +770,7 @@
         <w:spacing w:after="140"/>
       </w:pPr>
       <w:r>
-        <w:t xml:space="preserve">9 blocks, about 670 words. One centred column, white background, light grey cards. Columns stack on mobile.</w:t>
+        <w:t xml:space="preserve">10 blocks, about 720 words. One centred column, white background, light grey cards. Columns stack on mobile.</w:t>
       </w:r>
     </w:p>
     <w:p>
@@ -1866,7 +1866,174 @@
           <w:sz w:val="17"/>
           <w:szCs w:val="17"/>
         </w:rPr>
-        <w:t xml:space="preserve">8. FAQ (4 questions)</w:t>
+        <w:t xml:space="preserve">8. PRICING (2 columns)</w:t>
+      </w:r>
+    </w:p>
+    <w:tbl>
+      <w:tblPr>
+        <w:tblW w:type="dxa" w:w="10080"/>
+        <w:tblBorders>
+          <w:top w:val="single" w:color="auto" w:sz="4"/>
+          <w:left w:val="single" w:color="auto" w:sz="4"/>
+          <w:bottom w:val="single" w:color="auto" w:sz="4"/>
+          <w:right w:val="single" w:color="auto" w:sz="4"/>
+          <w:insideH w:val="single" w:color="auto" w:sz="4"/>
+          <w:insideV w:val="single" w:color="auto" w:sz="4"/>
+        </w:tblBorders>
+      </w:tblPr>
+      <w:tblGrid>
+        <w:gridCol w:w="5040"/>
+        <w:gridCol w:w="5040"/>
+      </w:tblGrid>
+      <w:tr>
+        <w:tc>
+          <w:tcPr>
+            <w:tcW w:type="dxa" w:w="5040"/>
+            <w:tcBorders>
+              <w:top w:val="dashed" w:color="9CA3AF" w:sz="6"/>
+              <w:left w:val="dashed" w:color="9CA3AF" w:sz="6"/>
+              <w:bottom w:val="dashed" w:color="9CA3AF" w:sz="6"/>
+              <w:right w:val="dashed" w:color="9CA3AF" w:sz="6"/>
+            </w:tcBorders>
+            <w:shd w:fill="F5F6F8" w:color="auto" w:val="clear"/>
+            <w:tcMar>
+              <w:top w:type="dxa" w:w="100"/>
+              <w:left w:type="dxa" w:w="120"/>
+              <w:bottom w:type="dxa" w:w="100"/>
+              <w:right w:type="dxa" w:w="120"/>
+            </w:tcMar>
+          </w:tcPr>
+          <w:p>
+            <w:pPr>
+              <w:spacing w:after="40"/>
+              <w:jc w:val="left"/>
+            </w:pPr>
+            <w:r>
+              <w:rPr>
+                <w:b/>
+                <w:bCs/>
+                <w:color w:val="1F3A5F"/>
+                <w:sz w:val="18"/>
+                <w:szCs w:val="18"/>
+              </w:rPr>
+              <w:t xml:space="preserve">FREE</w:t>
+            </w:r>
+          </w:p>
+          <w:p>
+            <w:pPr>
+              <w:spacing w:after="40"/>
+              <w:jc w:val="left"/>
+            </w:pPr>
+            <w:r>
+              <w:rPr>
+                <w:b w:val="false"/>
+                <w:bCs w:val="false"/>
+                <w:color w:val="4B5563"/>
+                <w:sz w:val="18"/>
+                <w:szCs w:val="18"/>
+              </w:rPr>
+              <w:t xml:space="preserve">$0</w:t>
+            </w:r>
+          </w:p>
+          <w:p>
+            <w:pPr>
+              <w:spacing w:after="40"/>
+              <w:jc w:val="left"/>
+            </w:pPr>
+            <w:r>
+              <w:rPr>
+                <w:b w:val="false"/>
+                <w:bCs w:val="false"/>
+                <w:color w:val="4B5563"/>
+                <w:sz w:val="18"/>
+                <w:szCs w:val="18"/>
+              </w:rPr>
+              <w:t xml:space="preserve">Notes and action items</w:t>
+            </w:r>
+          </w:p>
+        </w:tc>
+        <w:tc>
+          <w:tcPr>
+            <w:tcW w:type="dxa" w:w="5040"/>
+            <w:tcBorders>
+              <w:top w:val="dashed" w:color="9CA3AF" w:sz="6"/>
+              <w:left w:val="dashed" w:color="9CA3AF" w:sz="6"/>
+              <w:bottom w:val="dashed" w:color="9CA3AF" w:sz="6"/>
+              <w:right w:val="dashed" w:color="9CA3AF" w:sz="6"/>
+            </w:tcBorders>
+            <w:shd w:fill="F5F6F8" w:color="auto" w:val="clear"/>
+            <w:tcMar>
+              <w:top w:type="dxa" w:w="100"/>
+              <w:left w:type="dxa" w:w="120"/>
+              <w:bottom w:type="dxa" w:w="100"/>
+              <w:right w:type="dxa" w:w="120"/>
+            </w:tcMar>
+          </w:tcPr>
+          <w:p>
+            <w:pPr>
+              <w:spacing w:after="40"/>
+              <w:jc w:val="left"/>
+            </w:pPr>
+            <w:r>
+              <w:rPr>
+                <w:b/>
+                <w:bCs/>
+                <w:color w:val="1F3A5F"/>
+                <w:sz w:val="18"/>
+                <w:szCs w:val="18"/>
+              </w:rPr>
+              <w:t xml:space="preserve">PRO</w:t>
+            </w:r>
+          </w:p>
+          <w:p>
+            <w:pPr>
+              <w:spacing w:after="40"/>
+              <w:jc w:val="left"/>
+            </w:pPr>
+            <w:r>
+              <w:rPr>
+                <w:b w:val="false"/>
+                <w:bCs w:val="false"/>
+                <w:color w:val="4B5563"/>
+                <w:sz w:val="18"/>
+                <w:szCs w:val="18"/>
+              </w:rPr>
+              <w:t xml:space="preserve">$15 a month</w:t>
+            </w:r>
+          </w:p>
+          <w:p>
+            <w:pPr>
+              <w:spacing w:after="40"/>
+              <w:jc w:val="left"/>
+            </w:pPr>
+            <w:r>
+              <w:rPr>
+                <w:b w:val="false"/>
+                <w:bCs w:val="false"/>
+                <w:color w:val="4B5563"/>
+                <w:sz w:val="18"/>
+                <w:szCs w:val="18"/>
+              </w:rPr>
+              <w:t xml:space="preserve">Unlimited notes + Pro features</w:t>
+            </w:r>
+          </w:p>
+        </w:tc>
+      </w:tr>
+    </w:tbl>
+    <w:p>
+      <w:pPr>
+        <w:spacing w:after="60" w:before="160"/>
+      </w:pPr>
+      <w:r>
+        <w:rPr>
+          <w:b/>
+          <w:bCs/>
+          <w:caps/>
+          <w:color w:val="6B7280"/>
+          <w:sz w:val="17"/>
+          <w:szCs w:val="17"/>
+        </w:rPr>
+        <w:t xml:space="preserve">9. FAQ (4 questions)</w:t>
       </w:r>
     </w:p>
     <w:tbl>
@@ -1982,7 +2149,7 @@
           <w:sz w:val="17"/>
           <w:szCs w:val="17"/>
         </w:rPr>
-        <w:t xml:space="preserve">9. FINAL CTA</w:t>
+        <w:t xml:space="preserve">10. FINAL CTA</w:t>
       </w:r>
     </w:p>
     <w:tbl>
@@ -2922,7 +3089,237 @@
         <w:pStyle w:val="Heading2"/>
       </w:pPr>
       <w:r>
-        <w:t xml:space="preserve">Block 8. FAQ</w:t>
+        <w:t xml:space="preserve">Block 8. Pricing</w:t>
+      </w:r>
+    </w:p>
+    <w:p>
+      <w:pPr>
+        <w:pStyle w:val="Heading1"/>
+      </w:pPr>
+      <w:r>
+        <w:t xml:space="preserve">Simple pricing</w:t>
+      </w:r>
+    </w:p>
+    <w:tbl>
+      <w:tblPr>
+        <w:tblW w:type="dxa" w:w="10080"/>
+        <w:tblBorders>
+          <w:top w:val="single" w:color="auto" w:sz="4"/>
+          <w:left w:val="single" w:color="auto" w:sz="4"/>
+          <w:bottom w:val="single" w:color="auto" w:sz="4"/>
+          <w:right w:val="single" w:color="auto" w:sz="4"/>
+          <w:insideH w:val="single" w:color="auto" w:sz="4"/>
+          <w:insideV w:val="single" w:color="auto" w:sz="4"/>
+        </w:tblBorders>
+      </w:tblPr>
+      <w:tblGrid>
+        <w:gridCol w:w="5040"/>
+        <w:gridCol w:w="5040"/>
+      </w:tblGrid>
+      <w:tr>
+        <w:trPr>
+          <w:tblHeader/>
+        </w:trPr>
+        <w:tc>
+          <w:tcPr>
+            <w:tcW w:type="dxa" w:w="5040"/>
+            <w:tcBorders>
+              <w:top w:val="single" w:color="C9D3DF" w:sz="4"/>
+              <w:left w:val="single" w:color="C9D3DF" w:sz="4"/>
+              <w:bottom w:val="single" w:color="C9D3DF" w:sz="4"/>
+              <w:right w:val="single" w:color="C9D3DF" w:sz="4"/>
+            </w:tcBorders>
+            <w:shd w:fill="1F3A5F" w:color="auto" w:val="clear"/>
+            <w:tcMar>
+              <w:top w:type="dxa" w:w="60"/>
+              <w:left w:type="dxa" w:w="100"/>
+              <w:bottom w:type="dxa" w:w="60"/>
+              <w:right w:type="dxa" w:w="100"/>
+            </w:tcMar>
+          </w:tcPr>
+          <w:p>
+            <w:r>
+              <w:rPr>
+                <w:b/>
+                <w:bCs/>
+                <w:color w:val="FFFFFF"/>
+                <w:sz w:val="19"/>
+                <w:szCs w:val="19"/>
+              </w:rPr>
+              <w:t xml:space="preserve">Free</w:t>
+            </w:r>
+          </w:p>
+        </w:tc>
+        <w:tc>
+          <w:tcPr>
+            <w:tcW w:type="dxa" w:w="5040"/>
+            <w:tcBorders>
+              <w:top w:val="single" w:color="C9D3DF" w:sz="4"/>
+              <w:left w:val="single" w:color="C9D3DF" w:sz="4"/>
+              <w:bottom w:val="single" w:color="C9D3DF" w:sz="4"/>
+              <w:right w:val="single" w:color="C9D3DF" w:sz="4"/>
+            </w:tcBorders>
+            <w:shd w:fill="1F3A5F" w:color="auto" w:val="clear"/>
+            <w:tcMar>
+              <w:top w:type="dxa" w:w="60"/>
+              <w:left w:type="dxa" w:w="100"/>
+              <w:bottom w:type="dxa" w:w="60"/>
+              <w:right w:type="dxa" w:w="100"/>
+            </w:tcMar>
+          </w:tcPr>
+          <w:p>
+            <w:r>
+              <w:rPr>
+                <w:b/>
+                <w:bCs/>
+                <w:color w:val="FFFFFF"/>
+                <w:sz w:val="19"/>
+                <w:szCs w:val="19"/>
+              </w:rPr>
+              <w:t xml:space="preserve">Pro</w:t>
+            </w:r>
+          </w:p>
+        </w:tc>
+      </w:tr>
+      <w:tr>
+        <w:trPr>
+          <w:tblHeader w:val="false"/>
+        </w:trPr>
+        <w:tc>
+          <w:tcPr>
+            <w:tcW w:type="dxa" w:w="5040"/>
+            <w:tcBorders>
+              <w:top w:val="single" w:color="C9D3DF" w:sz="4"/>
+              <w:left w:val="single" w:color="C9D3DF" w:sz="4"/>
+              <w:bottom w:val="single" w:color="C9D3DF" w:sz="4"/>
+              <w:right w:val="single" w:color="C9D3DF" w:sz="4"/>
+            </w:tcBorders>
+            <w:tcMar>
+              <w:top w:type="dxa" w:w="60"/>
+              <w:left w:type="dxa" w:w="100"/>
+              <w:bottom w:type="dxa" w:w="60"/>
+              <w:right w:type="dxa" w:w="100"/>
+            </w:tcMar>
+          </w:tcPr>
+          <w:p>
+            <w:r>
+              <w:rPr>
+                <w:sz w:val="19"/>
+                <w:szCs w:val="19"/>
+              </w:rPr>
+              <w:t xml:space="preserve">$0</w:t>
+            </w:r>
+          </w:p>
+        </w:tc>
+        <w:tc>
+          <w:tcPr>
+            <w:tcW w:type="dxa" w:w="5040"/>
+            <w:tcBorders>
+              <w:top w:val="single" w:color="C9D3DF" w:sz="4"/>
+              <w:left w:val="single" w:color="C9D3DF" w:sz="4"/>
+              <w:bottom w:val="single" w:color="C9D3DF" w:sz="4"/>
+              <w:right w:val="single" w:color="C9D3DF" w:sz="4"/>
+            </w:tcBorders>
+            <w:tcMar>
+              <w:top w:type="dxa" w:w="60"/>
+              <w:left w:type="dxa" w:w="100"/>
+              <w:bottom w:type="dxa" w:w="60"/>
+              <w:right w:type="dxa" w:w="100"/>
+            </w:tcMar>
+          </w:tcPr>
+          <w:p>
+            <w:r>
+              <w:rPr>
+                <w:sz w:val="19"/>
+                <w:szCs w:val="19"/>
+              </w:rPr>
+              <w:t xml:space="preserve">$15 a month</w:t>
+            </w:r>
+          </w:p>
+        </w:tc>
+      </w:tr>
+      <w:tr>
+        <w:trPr>
+          <w:tblHeader w:val="false"/>
+        </w:trPr>
+        <w:tc>
+          <w:tcPr>
+            <w:tcW w:type="dxa" w:w="5040"/>
+            <w:tcBorders>
+              <w:top w:val="single" w:color="C9D3DF" w:sz="4"/>
+              <w:left w:val="single" w:color="C9D3DF" w:sz="4"/>
+              <w:bottom w:val="single" w:color="C9D3DF" w:sz="4"/>
+              <w:right w:val="single" w:color="C9D3DF" w:sz="4"/>
+            </w:tcBorders>
+            <w:tcMar>
+              <w:top w:type="dxa" w:w="60"/>
+              <w:left w:type="dxa" w:w="100"/>
+              <w:bottom w:type="dxa" w:w="60"/>
+              <w:right w:type="dxa" w:w="100"/>
+            </w:tcMar>
+          </w:tcPr>
+          <w:p>
+            <w:r>
+              <w:rPr>
+                <w:sz w:val="19"/>
+                <w:szCs w:val="19"/>
+              </w:rPr>
+              <w:t xml:space="preserve">Record meetings and get AI notes and action items. No credit card.</w:t>
+            </w:r>
+          </w:p>
+        </w:tc>
+        <w:tc>
+          <w:tcPr>
+            <w:tcW w:type="dxa" w:w="5040"/>
+            <w:tcBorders>
+              <w:top w:val="single" w:color="C9D3DF" w:sz="4"/>
+              <w:left w:val="single" w:color="C9D3DF" w:sz="4"/>
+              <w:bottom w:val="single" w:color="C9D3DF" w:sz="4"/>
+              <w:right w:val="single" w:color="C9D3DF" w:sz="4"/>
+            </w:tcBorders>
+            <w:tcMar>
+              <w:top w:type="dxa" w:w="60"/>
+              <w:left w:type="dxa" w:w="100"/>
+              <w:bottom w:type="dxa" w:w="60"/>
+              <w:right w:type="dxa" w:w="100"/>
+            </w:tcMar>
+          </w:tcPr>
+          <w:p>
+            <w:r>
+              <w:rPr>
+                <w:sz w:val="19"/>
+                <w:szCs w:val="19"/>
+              </w:rPr>
+              <w:t xml:space="preserve">Unlimited notes, plus questions about one lecture, and Ask Lynkk across all your lectures.</w:t>
+            </w:r>
+          </w:p>
+        </w:tc>
+      </w:tr>
+    </w:tbl>
+    <w:p>
+      <w:pPr>
+        <w:spacing w:after="120"/>
+      </w:pPr>
+    </w:p>
+    <w:p>
+      <w:pPr>
+        <w:spacing w:after="140"/>
+      </w:pPr>
+      <w:hyperlink w:history="1" r:id="rId3wkfflmezu6qxxkwsvzrw">
+        <w:r>
+          <w:rPr>
+            <w:rStyle w:val="Hyperlink"/>
+          </w:rPr>
+          <w:t xml:space="preserve">Compare plans</w:t>
+        </w:r>
+      </w:hyperlink>
+    </w:p>
+    <w:p>
+      <w:pPr>
+        <w:pStyle w:val="Heading2"/>
+      </w:pPr>
+      <w:r>
+        <w:t xml:space="preserve">Block 9. FAQ</w:t>
       </w:r>
     </w:p>
     <w:p>
@@ -3018,7 +3415,7 @@
         <w:pStyle w:val="Heading2"/>
       </w:pPr>
       <w:r>
-        <w:t xml:space="preserve">Block 9. Final CTA</w:t>
+        <w:t xml:space="preserve">Block 10. Final CTA</w:t>
       </w:r>
     </w:p>
     <w:p>
@@ -3067,6 +3464,18 @@
       </w:pPr>
       <w:r>
         <w:t xml:space="preserve">Keep the sample note as HTML text, and update the title, meta description and FAQ structured data</w:t>
+      </w:r>
+    </w:p>
+    <w:p>
+      <w:pPr>
+        <w:pStyle w:val="ListParagraph"/>
+        <w:numPr>
+          <w:ilvl w:val="0"/>
+          <w:numId w:val="2"/>
+        </w:numPr>
+      </w:pPr>
+      <w:r>
+        <w:t xml:space="preserve">Pricing block: confirm the free plan limit before adding a number (the site gives three versions)</w:t>
       </w:r>
     </w:p>
     <w:sectPr>
